--- a/Coding 2 - year/Unit 6 - APIs & External Libraries/Daily Lesson Plans/Word/Day 5.docx
+++ b/Coding 2 - year/Unit 6 - APIs & External Libraries/Daily Lesson Plans/Word/Day 5.docx
@@ -50,12 +50,15 @@
               </w:rPr>
               <w:t xml:space="preserve">Coding II — Full Year</w:t>
             </w:r>
-          </w:p>
-          <w:p>
-            <w:pPr>
-              <w:spacing w:before="40"/>
-              <w:jc w:val="center"/>
-            </w:pPr>
+            <w:r>
+              <w:rPr>
+                <w:rFonts w:ascii="Arial" w:cs="Arial" w:eastAsia="Arial" w:hAnsi="Arial"/>
+                <w:sz w:val="16"/>
+                <w:szCs w:val="16"/>
+              </w:rPr>
+              <w:br/>
+              <w:t xml:space="preserve"/>
+            </w:r>
             <w:r>
               <w:rPr>
                 <w:rFonts w:ascii="Arial" w:cs="Arial" w:eastAsia="Arial" w:hAnsi="Arial"/>
@@ -83,7 +86,7 @@
           <w:rFonts w:ascii="Arial" w:cs="Arial" w:eastAsia="Arial" w:hAnsi="Arial"/>
           <w:b/>
           <w:bCs/>
-          <w:color w:val="0D3B1F"/>
+          <w:color w:val="1B7A4A"/>
           <w:sz w:val="32"/>
           <w:szCs w:val="32"/>
         </w:rPr>
@@ -261,9 +264,9 @@
               <w:right w:val="single" w:color="CCCCCC" w:sz="1"/>
             </w:tcBorders>
             <w:tcMar>
-              <w:top w:type="dxa" w:w="60"/>
+              <w:top w:type="dxa" w:w="80"/>
               <w:left w:type="dxa" w:w="120"/>
-              <w:bottom w:type="dxa" w:w="60"/>
+              <w:bottom w:type="dxa" w:w="80"/>
               <w:right w:type="dxa" w:w="120"/>
             </w:tcMar>
           </w:tcPr>
@@ -290,20 +293,213 @@
               <w:right w:val="single" w:color="CCCCCC" w:sz="1"/>
             </w:tcBorders>
             <w:tcMar>
-              <w:top w:type="dxa" w:w="60"/>
+              <w:top w:type="dxa" w:w="80"/>
               <w:left w:type="dxa" w:w="120"/>
-              <w:bottom w:type="dxa" w:w="60"/>
+              <w:bottom w:type="dxa" w:w="80"/>
               <w:right w:type="dxa" w:w="120"/>
             </w:tcMar>
           </w:tcPr>
           <w:p>
-            <w:r>
-              <w:rPr>
-                <w:rFonts w:ascii="Arial" w:cs="Arial" w:eastAsia="Arial" w:hAnsi="Arial"/>
-                <w:sz w:val="20"/>
-                <w:szCs w:val="20"/>
+            <w:pPr>
+              <w:spacing w:after="80" w:before="80"/>
+            </w:pPr>
+            <w:r>
+              <w:rPr>
+                <w:rFonts w:ascii="Arial" w:cs="Arial" w:eastAsia="Arial" w:hAnsi="Arial"/>
+                <w:b/>
+                <w:bCs/>
+                <w:i w:val="false"/>
+                <w:iCs w:val="false"/>
+                <w:color w:val="000000"/>
+                <w:sz w:val="22"/>
+                <w:szCs w:val="22"/>
               </w:rPr>
               <w:t xml:space="preserve">Bell Ringer / Review</w:t>
+            </w:r>
+            <w:r>
+              <w:rPr>
+                <w:rFonts w:ascii="Arial" w:cs="Arial" w:eastAsia="Arial" w:hAnsi="Arial"/>
+                <w:sz w:val="20"/>
+                <w:szCs w:val="20"/>
+              </w:rPr>
+              <w:br/>
+              <w:t xml:space="preserve"/>
+            </w:r>
+            <w:r>
+              <w:rPr>
+                <w:rFonts w:ascii="Arial" w:cs="Arial" w:eastAsia="Arial" w:hAnsi="Arial"/>
+                <w:sz w:val="20"/>
+                <w:szCs w:val="20"/>
+              </w:rPr>
+              <w:br/>
+              <w:t xml:space="preserve"/>
+            </w:r>
+            <w:r>
+              <w:rPr>
+                <w:rFonts w:ascii="Arial" w:cs="Arial" w:eastAsia="Arial" w:hAnsi="Arial"/>
+                <w:b/>
+                <w:bCs/>
+                <w:i w:val="false"/>
+                <w:iCs w:val="false"/>
+                <w:color w:val="000000"/>
+                <w:sz w:val="20"/>
+                <w:szCs w:val="20"/>
+              </w:rPr>
+              <w:t xml:space="preserve">Quick Write </w:t>
+            </w:r>
+            <w:r>
+              <w:rPr>
+                <w:rFonts w:ascii="Arial" w:cs="Arial" w:eastAsia="Arial" w:hAnsi="Arial"/>
+                <w:b w:val="false"/>
+                <w:bCs w:val="false"/>
+                <w:i w:val="false"/>
+                <w:iCs w:val="false"/>
+                <w:color w:val="000000"/>
+                <w:sz w:val="20"/>
+                <w:szCs w:val="20"/>
+              </w:rPr>
+              <w:t xml:space="preserve">(3 min — written or verbal):</w:t>
+            </w:r>
+            <w:r>
+              <w:rPr>
+                <w:rFonts w:ascii="Arial" w:cs="Arial" w:eastAsia="Arial" w:hAnsi="Arial"/>
+                <w:sz w:val="20"/>
+                <w:szCs w:val="20"/>
+              </w:rPr>
+              <w:br/>
+              <w:t xml:space="preserve"/>
+            </w:r>
+            <w:r>
+              <w:rPr>
+                <w:rFonts w:ascii="Arial" w:cs="Arial" w:eastAsia="Arial" w:hAnsi="Arial"/>
+                <w:b w:val="false"/>
+                <w:bCs w:val="false"/>
+                <w:i w:val="false"/>
+                <w:iCs w:val="false"/>
+                <w:color w:val="000000"/>
+                <w:sz w:val="20"/>
+                <w:szCs w:val="20"/>
+              </w:rPr>
+              <w:t xml:space="preserve">    What do you already know about how to use multiple public APIs to build practical applications?</w:t>
+            </w:r>
+            <w:r>
+              <w:rPr>
+                <w:rFonts w:ascii="Arial" w:cs="Arial" w:eastAsia="Arial" w:hAnsi="Arial"/>
+                <w:sz w:val="20"/>
+                <w:szCs w:val="20"/>
+              </w:rPr>
+              <w:br/>
+              <w:t xml:space="preserve"/>
+            </w:r>
+            <w:r>
+              <w:rPr>
+                <w:rFonts w:ascii="Arial" w:cs="Arial" w:eastAsia="Arial" w:hAnsi="Arial"/>
+                <w:sz w:val="20"/>
+                <w:szCs w:val="20"/>
+              </w:rPr>
+              <w:br/>
+              <w:t xml:space="preserve"/>
+            </w:r>
+            <w:r>
+              <w:rPr>
+                <w:rFonts w:ascii="Arial" w:cs="Arial" w:eastAsia="Arial" w:hAnsi="Arial"/>
+                <w:b/>
+                <w:bCs/>
+                <w:i w:val="false"/>
+                <w:iCs w:val="false"/>
+                <w:color w:val="000000"/>
+                <w:sz w:val="20"/>
+                <w:szCs w:val="20"/>
+              </w:rPr>
+              <w:t xml:space="preserve">Vocabulary Preview — </w:t>
+            </w:r>
+            <w:r>
+              <w:rPr>
+                <w:rFonts w:ascii="Arial" w:cs="Arial" w:eastAsia="Arial" w:hAnsi="Arial"/>
+                <w:b w:val="false"/>
+                <w:bCs w:val="false"/>
+                <w:i w:val="false"/>
+                <w:iCs w:val="false"/>
+                <w:color w:val="000000"/>
+                <w:sz w:val="20"/>
+                <w:szCs w:val="20"/>
+              </w:rPr>
+              <w:t xml:space="preserve">terms we'll use today:</w:t>
+            </w:r>
+            <w:r>
+              <w:rPr>
+                <w:rFonts w:ascii="Arial" w:cs="Arial" w:eastAsia="Arial" w:hAnsi="Arial"/>
+                <w:sz w:val="20"/>
+                <w:szCs w:val="20"/>
+              </w:rPr>
+              <w:br/>
+              <w:t xml:space="preserve"/>
+            </w:r>
+            <w:r>
+              <w:rPr>
+                <w:rFonts w:ascii="Arial" w:cs="Arial" w:eastAsia="Arial" w:hAnsi="Arial"/>
+                <w:b w:val="false"/>
+                <w:bCs w:val="false"/>
+                <w:i w:val="false"/>
+                <w:iCs w:val="false"/>
+                <w:color w:val="000000"/>
+                <w:sz w:val="20"/>
+                <w:szCs w:val="20"/>
+              </w:rPr>
+              <w:t xml:space="preserve">    • Free Public APIs (No Key Required)   •   Quotable   •   PokeAPI   •   Open-Meteo   •   Cat Facts   •   Joke API</w:t>
+            </w:r>
+            <w:r>
+              <w:rPr>
+                <w:rFonts w:ascii="Arial" w:cs="Arial" w:eastAsia="Arial" w:hAnsi="Arial"/>
+                <w:sz w:val="20"/>
+                <w:szCs w:val="20"/>
+              </w:rPr>
+              <w:br/>
+              <w:t xml:space="preserve"/>
+            </w:r>
+            <w:r>
+              <w:rPr>
+                <w:rFonts w:ascii="Arial" w:cs="Arial" w:eastAsia="Arial" w:hAnsi="Arial"/>
+                <w:sz w:val="20"/>
+                <w:szCs w:val="20"/>
+              </w:rPr>
+              <w:br/>
+              <w:t xml:space="preserve"/>
+            </w:r>
+            <w:r>
+              <w:rPr>
+                <w:rFonts w:ascii="Arial" w:cs="Arial" w:eastAsia="Arial" w:hAnsi="Arial"/>
+                <w:b w:val="false"/>
+                <w:bCs w:val="false"/>
+                <w:i/>
+                <w:iCs/>
+                <w:color w:val="444444"/>
+                <w:sz w:val="20"/>
+                <w:szCs w:val="20"/>
+              </w:rPr>
+              <w:t xml:space="preserve">Today's Goal: By the end of class you will be able to use multiple public APIs to build practical applications.</w:t>
+            </w:r>
+            <w:r>
+              <w:rPr>
+                <w:rFonts w:ascii="Arial" w:cs="Arial" w:eastAsia="Arial" w:hAnsi="Arial"/>
+                <w:sz w:val="20"/>
+                <w:szCs w:val="20"/>
+              </w:rPr>
+              <w:br/>
+              <w:t xml:space="preserve"/>
+            </w:r>
+            <w:r>
+              <w:rPr>
+                <w:rFonts w:ascii="Arial" w:cs="Arial" w:eastAsia="Arial" w:hAnsi="Arial"/>
+                <w:b w:val="false"/>
+                <w:bCs w:val="false"/>
+                <w:i/>
+                <w:iCs/>
+                <w:color w:val="555555"/>
+                <w:sz w:val="20"/>
+                <w:szCs w:val="20"/>
+              </w:rPr>
+              <w:t xml:space="preserve">→ Pair-share your response, then 2–3 students share with the class.</w:t>
             </w:r>
           </w:p>
         </w:tc>
@@ -319,9 +515,9 @@
               <w:right w:val="single" w:color="CCCCCC" w:sz="1"/>
             </w:tcBorders>
             <w:tcMar>
-              <w:top w:type="dxa" w:w="60"/>
+              <w:top w:type="dxa" w:w="80"/>
               <w:left w:type="dxa" w:w="120"/>
-              <w:bottom w:type="dxa" w:w="60"/>
+              <w:bottom w:type="dxa" w:w="80"/>
               <w:right w:type="dxa" w:w="120"/>
             </w:tcMar>
           </w:tcPr>
@@ -348,20 +544,402 @@
               <w:right w:val="single" w:color="CCCCCC" w:sz="1"/>
             </w:tcBorders>
             <w:tcMar>
-              <w:top w:type="dxa" w:w="60"/>
+              <w:top w:type="dxa" w:w="80"/>
               <w:left w:type="dxa" w:w="120"/>
-              <w:bottom w:type="dxa" w:w="60"/>
+              <w:bottom w:type="dxa" w:w="80"/>
               <w:right w:type="dxa" w:w="120"/>
             </w:tcMar>
           </w:tcPr>
           <w:p>
-            <w:r>
-              <w:rPr>
-                <w:rFonts w:ascii="Arial" w:cs="Arial" w:eastAsia="Arial" w:hAnsi="Arial"/>
-                <w:sz w:val="20"/>
-                <w:szCs w:val="20"/>
-              </w:rPr>
-              <w:t xml:space="preserve">Mini Lesson: Using Public APIs – Weather &amp; More</w:t>
+            <w:pPr>
+              <w:spacing w:after="80" w:before="80"/>
+            </w:pPr>
+            <w:r>
+              <w:rPr>
+                <w:rFonts w:ascii="Arial" w:cs="Arial" w:eastAsia="Arial" w:hAnsi="Arial"/>
+                <w:b/>
+                <w:bCs/>
+                <w:i w:val="false"/>
+                <w:iCs w:val="false"/>
+                <w:color w:val="000000"/>
+                <w:sz w:val="22"/>
+                <w:szCs w:val="22"/>
+              </w:rPr>
+              <w:t xml:space="preserve">Mini Lesson: </w:t>
+            </w:r>
+            <w:r>
+              <w:rPr>
+                <w:rFonts w:ascii="Arial" w:cs="Arial" w:eastAsia="Arial" w:hAnsi="Arial"/>
+                <w:b w:val="false"/>
+                <w:bCs w:val="false"/>
+                <w:i w:val="false"/>
+                <w:iCs w:val="false"/>
+                <w:color w:val="000000"/>
+                <w:sz w:val="22"/>
+                <w:szCs w:val="22"/>
+              </w:rPr>
+              <w:t xml:space="preserve">Using Public APIs – Weather &amp; More</w:t>
+            </w:r>
+            <w:r>
+              <w:rPr>
+                <w:rFonts w:ascii="Arial" w:cs="Arial" w:eastAsia="Arial" w:hAnsi="Arial"/>
+                <w:sz w:val="20"/>
+                <w:szCs w:val="20"/>
+              </w:rPr>
+              <w:br/>
+              <w:t xml:space="preserve"/>
+            </w:r>
+            <w:r>
+              <w:rPr>
+                <w:rFonts w:ascii="Arial" w:cs="Arial" w:eastAsia="Arial" w:hAnsi="Arial"/>
+                <w:sz w:val="20"/>
+                <w:szCs w:val="20"/>
+              </w:rPr>
+              <w:br/>
+              <w:t xml:space="preserve"/>
+            </w:r>
+            <w:r>
+              <w:rPr>
+                <w:rFonts w:ascii="Arial" w:cs="Arial" w:eastAsia="Arial" w:hAnsi="Arial"/>
+                <w:b/>
+                <w:bCs/>
+                <w:i/>
+                <w:iCs/>
+                <w:color w:val="000000"/>
+                <w:sz w:val="20"/>
+                <w:szCs w:val="20"/>
+              </w:rPr>
+              <w:t xml:space="preserve">Learning Target: </w:t>
+            </w:r>
+            <w:r>
+              <w:rPr>
+                <w:rFonts w:ascii="Arial" w:cs="Arial" w:eastAsia="Arial" w:hAnsi="Arial"/>
+                <w:b w:val="false"/>
+                <w:bCs w:val="false"/>
+                <w:i/>
+                <w:iCs/>
+                <w:color w:val="333333"/>
+                <w:sz w:val="20"/>
+                <w:szCs w:val="20"/>
+              </w:rPr>
+              <w:t xml:space="preserve">I can use multiple public APIs to build practical applications.</w:t>
+            </w:r>
+            <w:r>
+              <w:rPr>
+                <w:rFonts w:ascii="Arial" w:cs="Arial" w:eastAsia="Arial" w:hAnsi="Arial"/>
+                <w:sz w:val="20"/>
+                <w:szCs w:val="20"/>
+              </w:rPr>
+              <w:br/>
+              <w:t xml:space="preserve"/>
+            </w:r>
+            <w:r>
+              <w:rPr>
+                <w:rFonts w:ascii="Arial" w:cs="Arial" w:eastAsia="Arial" w:hAnsi="Arial"/>
+                <w:sz w:val="20"/>
+                <w:szCs w:val="20"/>
+              </w:rPr>
+              <w:br/>
+              <w:t xml:space="preserve"/>
+            </w:r>
+            <w:r>
+              <w:rPr>
+                <w:rFonts w:ascii="Arial" w:cs="Arial" w:eastAsia="Arial" w:hAnsi="Arial"/>
+                <w:b w:val="false"/>
+                <w:bCs w:val="false"/>
+                <w:i w:val="false"/>
+                <w:iCs w:val="false"/>
+                <w:color w:val="000000"/>
+                <w:sz w:val="20"/>
+                <w:szCs w:val="20"/>
+              </w:rPr>
+              <w:t xml:space="preserve">Free Public APIs (No Key Required):</w:t>
+            </w:r>
+            <w:r>
+              <w:rPr>
+                <w:rFonts w:ascii="Arial" w:cs="Arial" w:eastAsia="Arial" w:hAnsi="Arial"/>
+                <w:sz w:val="20"/>
+                <w:szCs w:val="20"/>
+              </w:rPr>
+              <w:br/>
+              <w:t xml:space="preserve"/>
+            </w:r>
+            <w:r>
+              <w:rPr>
+                <w:rFonts w:ascii="Arial" w:cs="Arial" w:eastAsia="Arial" w:hAnsi="Arial"/>
+                <w:b w:val="false"/>
+                <w:bCs w:val="false"/>
+                <w:i w:val="false"/>
+                <w:iCs w:val="false"/>
+                <w:color w:val="000000"/>
+                <w:sz w:val="20"/>
+                <w:szCs w:val="20"/>
+              </w:rPr>
+              <w:t xml:space="preserve">Query Parameters: URLs can include parameters to filter or customize responses.</w:t>
+            </w:r>
+            <w:r>
+              <w:rPr>
+                <w:rFonts w:ascii="Arial" w:cs="Arial" w:eastAsia="Arial" w:hAnsi="Arial"/>
+                <w:sz w:val="20"/>
+                <w:szCs w:val="20"/>
+              </w:rPr>
+              <w:br/>
+              <w:t xml:space="preserve"/>
+            </w:r>
+            <w:r>
+              <w:rPr>
+                <w:rFonts w:ascii="Arial" w:cs="Arial" w:eastAsia="Arial" w:hAnsi="Arial"/>
+                <w:sz w:val="20"/>
+                <w:szCs w:val="20"/>
+              </w:rPr>
+              <w:br/>
+              <w:t xml:space="preserve"/>
+            </w:r>
+            <w:r>
+              <w:rPr>
+                <w:rFonts w:ascii="Arial" w:cs="Arial" w:eastAsia="Arial" w:hAnsi="Arial"/>
+                <w:b/>
+                <w:bCs/>
+                <w:i w:val="false"/>
+                <w:iCs w:val="false"/>
+                <w:color w:val="000000"/>
+                <w:sz w:val="20"/>
+                <w:szCs w:val="20"/>
+              </w:rPr>
+              <w:t xml:space="preserve">Key Concepts:</w:t>
+            </w:r>
+            <w:r>
+              <w:rPr>
+                <w:rFonts w:ascii="Arial" w:cs="Arial" w:eastAsia="Arial" w:hAnsi="Arial"/>
+                <w:sz w:val="20"/>
+                <w:szCs w:val="20"/>
+              </w:rPr>
+              <w:br/>
+              <w:t xml:space="preserve"/>
+            </w:r>
+            <w:r>
+              <w:rPr>
+                <w:rFonts w:ascii="Arial" w:cs="Arial" w:eastAsia="Arial" w:hAnsi="Arial"/>
+                <w:b w:val="false"/>
+                <w:bCs w:val="false"/>
+                <w:i w:val="false"/>
+                <w:iCs w:val="false"/>
+                <w:color w:val="000000"/>
+                <w:sz w:val="20"/>
+                <w:szCs w:val="20"/>
+              </w:rPr>
+              <w:t xml:space="preserve">    • Quotable (api.quotable.io) — Random quotes</w:t>
+            </w:r>
+            <w:r>
+              <w:rPr>
+                <w:rFonts w:ascii="Arial" w:cs="Arial" w:eastAsia="Arial" w:hAnsi="Arial"/>
+                <w:sz w:val="20"/>
+                <w:szCs w:val="20"/>
+              </w:rPr>
+              <w:br/>
+              <w:t xml:space="preserve"/>
+            </w:r>
+            <w:r>
+              <w:rPr>
+                <w:rFonts w:ascii="Arial" w:cs="Arial" w:eastAsia="Arial" w:hAnsi="Arial"/>
+                <w:b w:val="false"/>
+                <w:bCs w:val="false"/>
+                <w:i w:val="false"/>
+                <w:iCs w:val="false"/>
+                <w:color w:val="000000"/>
+                <w:sz w:val="20"/>
+                <w:szCs w:val="20"/>
+              </w:rPr>
+              <w:t xml:space="preserve">    • PokeAPI (pokeapi.co) — Pokemon data</w:t>
+            </w:r>
+            <w:r>
+              <w:rPr>
+                <w:rFonts w:ascii="Arial" w:cs="Arial" w:eastAsia="Arial" w:hAnsi="Arial"/>
+                <w:sz w:val="20"/>
+                <w:szCs w:val="20"/>
+              </w:rPr>
+              <w:br/>
+              <w:t xml:space="preserve"/>
+            </w:r>
+            <w:r>
+              <w:rPr>
+                <w:rFonts w:ascii="Arial" w:cs="Arial" w:eastAsia="Arial" w:hAnsi="Arial"/>
+                <w:b w:val="false"/>
+                <w:bCs w:val="false"/>
+                <w:i w:val="false"/>
+                <w:iCs w:val="false"/>
+                <w:color w:val="000000"/>
+                <w:sz w:val="20"/>
+                <w:szCs w:val="20"/>
+              </w:rPr>
+              <w:t xml:space="preserve">    • Open-Meteo (api.open-meteo.com) — Weather data (no key!)</w:t>
+            </w:r>
+            <w:r>
+              <w:rPr>
+                <w:rFonts w:ascii="Arial" w:cs="Arial" w:eastAsia="Arial" w:hAnsi="Arial"/>
+                <w:sz w:val="20"/>
+                <w:szCs w:val="20"/>
+              </w:rPr>
+              <w:br/>
+              <w:t xml:space="preserve"/>
+            </w:r>
+            <w:r>
+              <w:rPr>
+                <w:rFonts w:ascii="Arial" w:cs="Arial" w:eastAsia="Arial" w:hAnsi="Arial"/>
+                <w:b w:val="false"/>
+                <w:bCs w:val="false"/>
+                <w:i w:val="false"/>
+                <w:iCs w:val="false"/>
+                <w:color w:val="000000"/>
+                <w:sz w:val="20"/>
+                <w:szCs w:val="20"/>
+              </w:rPr>
+              <w:t xml:space="preserve">    • Cat Facts (catfact.ninja) — Random cat facts</w:t>
+            </w:r>
+            <w:r>
+              <w:rPr>
+                <w:rFonts w:ascii="Arial" w:cs="Arial" w:eastAsia="Arial" w:hAnsi="Arial"/>
+                <w:sz w:val="20"/>
+                <w:szCs w:val="20"/>
+              </w:rPr>
+              <w:br/>
+              <w:t xml:space="preserve"/>
+            </w:r>
+            <w:r>
+              <w:rPr>
+                <w:rFonts w:ascii="Arial" w:cs="Arial" w:eastAsia="Arial" w:hAnsi="Arial"/>
+                <w:b w:val="false"/>
+                <w:bCs w:val="false"/>
+                <w:i w:val="false"/>
+                <w:iCs w:val="false"/>
+                <w:color w:val="000000"/>
+                <w:sz w:val="20"/>
+                <w:szCs w:val="20"/>
+              </w:rPr>
+              <w:t xml:space="preserve">    • Joke API (v2.jokeapi.dev) — Jokes in multiple categories</w:t>
+            </w:r>
+            <w:r>
+              <w:rPr>
+                <w:rFonts w:ascii="Arial" w:cs="Arial" w:eastAsia="Arial" w:hAnsi="Arial"/>
+                <w:sz w:val="20"/>
+                <w:szCs w:val="20"/>
+              </w:rPr>
+              <w:br/>
+              <w:t xml:space="preserve"/>
+            </w:r>
+            <w:r>
+              <w:rPr>
+                <w:rFonts w:ascii="Arial" w:cs="Arial" w:eastAsia="Arial" w:hAnsi="Arial"/>
+                <w:sz w:val="20"/>
+                <w:szCs w:val="20"/>
+              </w:rPr>
+              <w:br/>
+              <w:t xml:space="preserve"/>
+            </w:r>
+            <w:r>
+              <w:rPr>
+                <w:rFonts w:ascii="Arial" w:cs="Arial" w:eastAsia="Arial" w:hAnsi="Arial"/>
+                <w:b/>
+                <w:bCs/>
+                <w:i w:val="false"/>
+                <w:iCs w:val="false"/>
+                <w:color w:val="000000"/>
+                <w:sz w:val="20"/>
+                <w:szCs w:val="20"/>
+              </w:rPr>
+              <w:t xml:space="preserve">Vocabulary: </w:t>
+            </w:r>
+            <w:r>
+              <w:rPr>
+                <w:rFonts w:ascii="Arial" w:cs="Arial" w:eastAsia="Arial" w:hAnsi="Arial"/>
+                <w:b w:val="false"/>
+                <w:bCs w:val="false"/>
+                <w:i w:val="false"/>
+                <w:iCs w:val="false"/>
+                <w:color w:val="000000"/>
+                <w:sz w:val="20"/>
+                <w:szCs w:val="20"/>
+              </w:rPr>
+              <w:t xml:space="preserve">Free Public APIs (No Key Required), Quotable, PokeAPI, Open-Meteo, Cat Facts, Joke API</w:t>
+            </w:r>
+            <w:r>
+              <w:rPr>
+                <w:rFonts w:ascii="Arial" w:cs="Arial" w:eastAsia="Arial" w:hAnsi="Arial"/>
+                <w:sz w:val="20"/>
+                <w:szCs w:val="20"/>
+              </w:rPr>
+              <w:br/>
+              <w:t xml:space="preserve"/>
+            </w:r>
+            <w:r>
+              <w:rPr>
+                <w:rFonts w:ascii="Arial" w:cs="Arial" w:eastAsia="Arial" w:hAnsi="Arial"/>
+                <w:sz w:val="20"/>
+                <w:szCs w:val="20"/>
+              </w:rPr>
+              <w:br/>
+              <w:t xml:space="preserve"/>
+            </w:r>
+            <w:r>
+              <w:rPr>
+                <w:rFonts w:ascii="Arial" w:cs="Arial" w:eastAsia="Arial" w:hAnsi="Arial"/>
+                <w:b/>
+                <w:bCs/>
+                <w:i/>
+                <w:iCs/>
+                <w:color w:val="555555"/>
+                <w:sz w:val="20"/>
+                <w:szCs w:val="20"/>
+              </w:rPr>
+              <w:t xml:space="preserve">→ Live Demo — </w:t>
+            </w:r>
+            <w:r>
+              <w:rPr>
+                <w:rFonts w:ascii="Arial" w:cs="Arial" w:eastAsia="Arial" w:hAnsi="Arial"/>
+                <w:b w:val="false"/>
+                <w:bCs w:val="false"/>
+                <w:i/>
+                <w:iCs/>
+                <w:color w:val="555555"/>
+                <w:sz w:val="20"/>
+                <w:szCs w:val="20"/>
+              </w:rPr>
+              <w:t xml:space="preserve">type examples as students follow along in their own editor.</w:t>
+            </w:r>
+            <w:r>
+              <w:rPr>
+                <w:rFonts w:ascii="Arial" w:cs="Arial" w:eastAsia="Arial" w:hAnsi="Arial"/>
+                <w:sz w:val="20"/>
+                <w:szCs w:val="20"/>
+              </w:rPr>
+              <w:br/>
+              <w:t xml:space="preserve"/>
+            </w:r>
+            <w:r>
+              <w:rPr>
+                <w:rFonts w:ascii="Arial" w:cs="Arial" w:eastAsia="Arial" w:hAnsi="Arial"/>
+                <w:b/>
+                <w:bCs/>
+                <w:i/>
+                <w:iCs/>
+                <w:color w:val="555555"/>
+                <w:sz w:val="20"/>
+                <w:szCs w:val="20"/>
+              </w:rPr>
+              <w:t xml:space="preserve">→ Check for Understanding: </w:t>
+            </w:r>
+            <w:r>
+              <w:rPr>
+                <w:rFonts w:ascii="Arial" w:cs="Arial" w:eastAsia="Arial" w:hAnsi="Arial"/>
+                <w:b w:val="false"/>
+                <w:bCs w:val="false"/>
+                <w:i/>
+                <w:iCs/>
+                <w:color w:val="555555"/>
+                <w:sz w:val="20"/>
+                <w:szCs w:val="20"/>
+              </w:rPr>
+              <w:t xml:space="preserve">pause and cold-call: “Can someone explain what we just did in their own words?”</w:t>
             </w:r>
           </w:p>
         </w:tc>
@@ -377,9 +955,9 @@
               <w:right w:val="single" w:color="CCCCCC" w:sz="1"/>
             </w:tcBorders>
             <w:tcMar>
-              <w:top w:type="dxa" w:w="60"/>
+              <w:top w:type="dxa" w:w="80"/>
               <w:left w:type="dxa" w:w="120"/>
-              <w:bottom w:type="dxa" w:w="60"/>
+              <w:bottom w:type="dxa" w:w="80"/>
               <w:right w:type="dxa" w:w="120"/>
             </w:tcMar>
           </w:tcPr>
@@ -406,20 +984,90 @@
               <w:right w:val="single" w:color="CCCCCC" w:sz="1"/>
             </w:tcBorders>
             <w:tcMar>
-              <w:top w:type="dxa" w:w="60"/>
+              <w:top w:type="dxa" w:w="80"/>
               <w:left w:type="dxa" w:w="120"/>
-              <w:bottom w:type="dxa" w:w="60"/>
+              <w:bottom w:type="dxa" w:w="80"/>
               <w:right w:type="dxa" w:w="120"/>
             </w:tcMar>
           </w:tcPr>
           <w:p>
-            <w:r>
-              <w:rPr>
-                <w:rFonts w:ascii="Arial" w:cs="Arial" w:eastAsia="Arial" w:hAnsi="Arial"/>
-                <w:sz w:val="20"/>
-                <w:szCs w:val="20"/>
+            <w:pPr>
+              <w:spacing w:after="80" w:before="80"/>
+            </w:pPr>
+            <w:r>
+              <w:rPr>
+                <w:rFonts w:ascii="Arial" w:cs="Arial" w:eastAsia="Arial" w:hAnsi="Arial"/>
+                <w:b/>
+                <w:bCs/>
+                <w:i w:val="false"/>
+                <w:iCs w:val="false"/>
+                <w:color w:val="000000"/>
+                <w:sz w:val="22"/>
+                <w:szCs w:val="22"/>
               </w:rPr>
               <w:t xml:space="preserve">Guided Practice</w:t>
+            </w:r>
+            <w:r>
+              <w:rPr>
+                <w:rFonts w:ascii="Arial" w:cs="Arial" w:eastAsia="Arial" w:hAnsi="Arial"/>
+                <w:sz w:val="20"/>
+                <w:szCs w:val="20"/>
+              </w:rPr>
+              <w:br/>
+              <w:t xml:space="preserve"/>
+            </w:r>
+            <w:r>
+              <w:rPr>
+                <w:rFonts w:ascii="Arial" w:cs="Arial" w:eastAsia="Arial" w:hAnsi="Arial"/>
+                <w:sz w:val="20"/>
+                <w:szCs w:val="20"/>
+              </w:rPr>
+              <w:br/>
+              <w:t xml:space="preserve"/>
+            </w:r>
+            <w:r>
+              <w:rPr>
+                <w:rFonts w:ascii="Arial" w:cs="Arial" w:eastAsia="Arial" w:hAnsi="Arial"/>
+                <w:b w:val="false"/>
+                <w:bCs w:val="false"/>
+                <w:i w:val="false"/>
+                <w:iCs w:val="false"/>
+                <w:color w:val="000000"/>
+                <w:sz w:val="20"/>
+                <w:szCs w:val="20"/>
+              </w:rPr>
+              <w:t xml:space="preserve">1. Weather App: Write code that gets the current weather for your city using Open-Meteo. Print temperature, wind speed, and weather code.</w:t>
+            </w:r>
+            <w:r>
+              <w:rPr>
+                <w:rFonts w:ascii="Arial" w:cs="Arial" w:eastAsia="Arial" w:hAnsi="Arial"/>
+                <w:sz w:val="20"/>
+                <w:szCs w:val="20"/>
+              </w:rPr>
+              <w:br/>
+              <w:t xml:space="preserve"/>
+            </w:r>
+            <w:r>
+              <w:rPr>
+                <w:rFonts w:ascii="Arial" w:cs="Arial" w:eastAsia="Arial" w:hAnsi="Arial"/>
+                <w:sz w:val="20"/>
+                <w:szCs w:val="20"/>
+              </w:rPr>
+              <w:br/>
+              <w:t xml:space="preserve"/>
+            </w:r>
+            <w:r>
+              <w:rPr>
+                <w:rFonts w:ascii="Arial" w:cs="Arial" w:eastAsia="Arial" w:hAnsi="Arial"/>
+                <w:b w:val="false"/>
+                <w:bCs w:val="false"/>
+                <w:i/>
+                <w:iCs/>
+                <w:color w:val="555555"/>
+                <w:sz w:val="20"/>
+                <w:szCs w:val="20"/>
+              </w:rPr>
+              <w:t xml:space="preserve">→ Teacher models — students try alongside, then compare results.</w:t>
             </w:r>
           </w:p>
         </w:tc>
@@ -435,9 +1083,9 @@
               <w:right w:val="single" w:color="CCCCCC" w:sz="1"/>
             </w:tcBorders>
             <w:tcMar>
-              <w:top w:type="dxa" w:w="60"/>
+              <w:top w:type="dxa" w:w="80"/>
               <w:left w:type="dxa" w:w="120"/>
-              <w:bottom w:type="dxa" w:w="60"/>
+              <w:bottom w:type="dxa" w:w="80"/>
               <w:right w:type="dxa" w:w="120"/>
             </w:tcMar>
           </w:tcPr>
@@ -450,7 +1098,7 @@
                 <w:sz w:val="20"/>
                 <w:szCs w:val="20"/>
               </w:rPr>
-              <w:t xml:space="preserve">15-20 min</w:t>
+              <w:t xml:space="preserve">15–20 min</w:t>
             </w:r>
           </w:p>
         </w:tc>
@@ -464,20 +1112,81 @@
               <w:right w:val="single" w:color="CCCCCC" w:sz="1"/>
             </w:tcBorders>
             <w:tcMar>
-              <w:top w:type="dxa" w:w="60"/>
+              <w:top w:type="dxa" w:w="80"/>
               <w:left w:type="dxa" w:w="120"/>
-              <w:bottom w:type="dxa" w:w="60"/>
+              <w:bottom w:type="dxa" w:w="80"/>
               <w:right w:type="dxa" w:w="120"/>
             </w:tcMar>
           </w:tcPr>
           <w:p>
-            <w:r>
-              <w:rPr>
-                <w:rFonts w:ascii="Arial" w:cs="Arial" w:eastAsia="Arial" w:hAnsi="Arial"/>
-                <w:sz w:val="20"/>
-                <w:szCs w:val="20"/>
+            <w:pPr>
+              <w:spacing w:after="80" w:before="80"/>
+            </w:pPr>
+            <w:r>
+              <w:rPr>
+                <w:rFonts w:ascii="Arial" w:cs="Arial" w:eastAsia="Arial" w:hAnsi="Arial"/>
+                <w:b/>
+                <w:bCs/>
+                <w:i w:val="false"/>
+                <w:iCs w:val="false"/>
+                <w:color w:val="000000"/>
+                <w:sz w:val="22"/>
+                <w:szCs w:val="22"/>
               </w:rPr>
               <w:t xml:space="preserve">Independent Practice / Code Along</w:t>
+            </w:r>
+            <w:r>
+              <w:rPr>
+                <w:rFonts w:ascii="Arial" w:cs="Arial" w:eastAsia="Arial" w:hAnsi="Arial"/>
+                <w:sz w:val="20"/>
+                <w:szCs w:val="20"/>
+              </w:rPr>
+              <w:br/>
+              <w:t xml:space="preserve"/>
+            </w:r>
+            <w:r>
+              <w:rPr>
+                <w:rFonts w:ascii="Arial" w:cs="Arial" w:eastAsia="Arial" w:hAnsi="Arial"/>
+                <w:b w:val="false"/>
+                <w:bCs w:val="false"/>
+                <w:i w:val="false"/>
+                <w:iCs w:val="false"/>
+                <w:color w:val="000000"/>
+                <w:sz w:val="20"/>
+                <w:szCs w:val="20"/>
+              </w:rPr>
+              <w:t xml:space="preserve">    Work through problems from the day's exercise set.</w:t>
+            </w:r>
+            <w:r>
+              <w:rPr>
+                <w:rFonts w:ascii="Arial" w:cs="Arial" w:eastAsia="Arial" w:hAnsi="Arial"/>
+                <w:sz w:val="20"/>
+                <w:szCs w:val="20"/>
+              </w:rPr>
+              <w:br/>
+              <w:t xml:space="preserve"/>
+            </w:r>
+            <w:r>
+              <w:rPr>
+                <w:rFonts w:ascii="Arial" w:cs="Arial" w:eastAsia="Arial" w:hAnsi="Arial"/>
+                <w:sz w:val="20"/>
+                <w:szCs w:val="20"/>
+              </w:rPr>
+              <w:br/>
+              <w:t xml:space="preserve"/>
+            </w:r>
+            <w:r>
+              <w:rPr>
+                <w:rFonts w:ascii="Arial" w:cs="Arial" w:eastAsia="Arial" w:hAnsi="Arial"/>
+                <w:b w:val="false"/>
+                <w:bCs w:val="false"/>
+                <w:i/>
+                <w:iCs/>
+                <w:color w:val="555555"/>
+                <w:sz w:val="20"/>
+                <w:szCs w:val="20"/>
+              </w:rPr>
+              <w:t xml:space="preserve">→ Teacher circulates — offer hints, check for understanding.</w:t>
             </w:r>
           </w:p>
         </w:tc>
@@ -493,9 +1202,9 @@
               <w:right w:val="single" w:color="CCCCCC" w:sz="1"/>
             </w:tcBorders>
             <w:tcMar>
-              <w:top w:type="dxa" w:w="60"/>
+              <w:top w:type="dxa" w:w="80"/>
               <w:left w:type="dxa" w:w="120"/>
-              <w:bottom w:type="dxa" w:w="60"/>
+              <w:bottom w:type="dxa" w:w="80"/>
               <w:right w:type="dxa" w:w="120"/>
             </w:tcMar>
           </w:tcPr>
@@ -522,20 +1231,90 @@
               <w:right w:val="single" w:color="CCCCCC" w:sz="1"/>
             </w:tcBorders>
             <w:tcMar>
-              <w:top w:type="dxa" w:w="60"/>
+              <w:top w:type="dxa" w:w="80"/>
               <w:left w:type="dxa" w:w="120"/>
-              <w:bottom w:type="dxa" w:w="60"/>
+              <w:bottom w:type="dxa" w:w="80"/>
               <w:right w:type="dxa" w:w="120"/>
             </w:tcMar>
           </w:tcPr>
           <w:p>
-            <w:r>
-              <w:rPr>
-                <w:rFonts w:ascii="Arial" w:cs="Arial" w:eastAsia="Arial" w:hAnsi="Arial"/>
-                <w:sz w:val="20"/>
-                <w:szCs w:val="20"/>
+            <w:pPr>
+              <w:spacing w:after="80" w:before="80"/>
+            </w:pPr>
+            <w:r>
+              <w:rPr>
+                <w:rFonts w:ascii="Arial" w:cs="Arial" w:eastAsia="Arial" w:hAnsi="Arial"/>
+                <w:b/>
+                <w:bCs/>
+                <w:i w:val="false"/>
+                <w:iCs w:val="false"/>
+                <w:color w:val="000000"/>
+                <w:sz w:val="22"/>
+                <w:szCs w:val="22"/>
               </w:rPr>
               <w:t xml:space="preserve">Exit Ticket / Wrap-Up</w:t>
+            </w:r>
+            <w:r>
+              <w:rPr>
+                <w:rFonts w:ascii="Arial" w:cs="Arial" w:eastAsia="Arial" w:hAnsi="Arial"/>
+                <w:sz w:val="20"/>
+                <w:szCs w:val="20"/>
+              </w:rPr>
+              <w:br/>
+              <w:t xml:space="preserve"/>
+            </w:r>
+            <w:r>
+              <w:rPr>
+                <w:rFonts w:ascii="Arial" w:cs="Arial" w:eastAsia="Arial" w:hAnsi="Arial"/>
+                <w:sz w:val="20"/>
+                <w:szCs w:val="20"/>
+              </w:rPr>
+              <w:br/>
+              <w:t xml:space="preserve"/>
+            </w:r>
+            <w:r>
+              <w:rPr>
+                <w:rFonts w:ascii="Arial" w:cs="Arial" w:eastAsia="Arial" w:hAnsi="Arial"/>
+                <w:b w:val="false"/>
+                <w:bCs w:val="false"/>
+                <w:i w:val="false"/>
+                <w:iCs w:val="false"/>
+                <w:color w:val="000000"/>
+                <w:sz w:val="20"/>
+                <w:szCs w:val="20"/>
+              </w:rPr>
+              <w:t xml:space="preserve">Quick Check: Use multiple public APIs to build practical applications?</w:t>
+            </w:r>
+            <w:r>
+              <w:rPr>
+                <w:rFonts w:ascii="Arial" w:cs="Arial" w:eastAsia="Arial" w:hAnsi="Arial"/>
+                <w:sz w:val="20"/>
+                <w:szCs w:val="20"/>
+              </w:rPr>
+              <w:br/>
+              <w:t xml:space="preserve"/>
+            </w:r>
+            <w:r>
+              <w:rPr>
+                <w:rFonts w:ascii="Arial" w:cs="Arial" w:eastAsia="Arial" w:hAnsi="Arial"/>
+                <w:sz w:val="20"/>
+                <w:szCs w:val="20"/>
+              </w:rPr>
+              <w:br/>
+              <w:t xml:space="preserve"/>
+            </w:r>
+            <w:r>
+              <w:rPr>
+                <w:rFonts w:ascii="Arial" w:cs="Arial" w:eastAsia="Arial" w:hAnsi="Arial"/>
+                <w:b w:val="false"/>
+                <w:bCs w:val="false"/>
+                <w:i/>
+                <w:iCs/>
+                <w:color w:val="555555"/>
+                <w:sz w:val="20"/>
+                <w:szCs w:val="20"/>
+              </w:rPr>
+              <w:t xml:space="preserve">→ 3–2–1: Name 3 things learned, 2 new vocab words, 1 question you still have.</w:t>
             </w:r>
           </w:p>
         </w:tc>
@@ -980,7 +1759,7 @@
                 <w:sz w:val="18"/>
                 <w:szCs w:val="18"/>
               </w:rPr>
-              <w:t xml:space="preserve"># Example 1: Get current weather for a location (Open-Meteo)</w:t>
+              <w:t xml:space="preserve"> </w:t>
             </w:r>
           </w:p>
           <w:p>
@@ -1123,7 +1902,7 @@
                 <w:sz w:val="18"/>
                 <w:szCs w:val="18"/>
               </w:rPr>
-              <w:t xml:space="preserve"># Example 2: Get a random dog breed (Dog API)</w:t>
+              <w:t xml:space="preserve"> </w:t>
             </w:r>
           </w:p>
           <w:p>
@@ -1188,7 +1967,7 @@
                 <w:sz w:val="18"/>
                 <w:szCs w:val="18"/>
               </w:rPr>
-              <w:t xml:space="preserve"># Example 3: Multiple requests in a loop</w:t>
+              <w:t xml:space="preserve"> </w:t>
             </w:r>
           </w:p>
           <w:p>
@@ -1556,7 +2335,7 @@
                 <w:sz w:val="18"/>
                 <w:szCs w:val="18"/>
               </w:rPr>
-              <w:t xml:space="preserve"># New York coordinates</w:t>
+              <w:t xml:space="preserve"> </w:t>
             </w:r>
           </w:p>
           <w:p>

--- a/Coding 2 - year/Unit 6 - APIs & External Libraries/Daily Lesson Plans/Word/Day 5.docx
+++ b/Coding 2 - year/Unit 6 - APIs & External Libraries/Daily Lesson Plans/Word/Day 5.docx
@@ -380,7 +380,7 @@
                 <w:sz w:val="20"/>
                 <w:szCs w:val="20"/>
               </w:rPr>
-              <w:t xml:space="preserve">    What do you already know about how to use multiple public APIs to build practical applications?</w:t>
+              <w:t xml:space="preserve">    Have you ever used multiple public APIs before? Where might multiple public APIs be useful in a real program?</w:t>
             </w:r>
             <w:r>
               <w:rPr>
@@ -477,7 +477,7 @@
                 <w:sz w:val="20"/>
                 <w:szCs w:val="20"/>
               </w:rPr>
-              <w:t xml:space="preserve">Today's Goal: By the end of class you will be able to use multiple public APIs to build practical applications.</w:t>
+              <w:t xml:space="preserve">Today’s Goal: By the end of class you will be able to use multiple public APIs to build practical applications.</w:t>
             </w:r>
             <w:r>
               <w:rPr>
@@ -1283,7 +1283,7 @@
                 <w:sz w:val="20"/>
                 <w:szCs w:val="20"/>
               </w:rPr>
-              <w:t xml:space="preserve">Quick Check: Use multiple public APIs to build practical applications?</w:t>
+              <w:t xml:space="preserve">Write the key syntax or steps for using multiple public APIs. What's one mistake beginners commonly make?</w:t>
             </w:r>
             <w:r>
               <w:rPr>

--- a/Coding 2 - year/Unit 6 - APIs & External Libraries/Daily Lesson Plans/Word/Day 5.docx
+++ b/Coding 2 - year/Unit 6 - APIs & External Libraries/Daily Lesson Plans/Word/Day 5.docx
@@ -1147,6 +1147,19 @@
             <w:r>
               <w:rPr>
                 <w:rFonts w:ascii="Arial" w:cs="Arial" w:eastAsia="Arial" w:hAnsi="Arial"/>
+                <w:b/>
+                <w:bCs/>
+                <w:i w:val="false"/>
+                <w:iCs w:val="false"/>
+                <w:color w:val="000000"/>
+                <w:sz w:val="20"/>
+                <w:szCs w:val="20"/>
+              </w:rPr>
+              <w:t xml:space="preserve">    Beginner: </w:t>
+            </w:r>
+            <w:r>
+              <w:rPr>
+                <w:rFonts w:ascii="Arial" w:cs="Arial" w:eastAsia="Arial" w:hAnsi="Arial"/>
                 <w:b w:val="false"/>
                 <w:bCs w:val="false"/>
                 <w:i w:val="false"/>
@@ -1155,7 +1168,77 @@
                 <w:sz w:val="20"/>
                 <w:szCs w:val="20"/>
               </w:rPr>
-              <w:t xml:space="preserve">    Work through problems from the day's exercise set.</w:t>
+              <w:t xml:space="preserve">Write a program that fetches a random cat fact and prints it in uppercase.</w:t>
+            </w:r>
+            <w:r>
+              <w:rPr>
+                <w:rFonts w:ascii="Arial" w:cs="Arial" w:eastAsia="Arial" w:hAnsi="Arial"/>
+                <w:sz w:val="20"/>
+                <w:szCs w:val="20"/>
+              </w:rPr>
+              <w:br/>
+              <w:t xml:space="preserve"/>
+            </w:r>
+            <w:r>
+              <w:rPr>
+                <w:rFonts w:ascii="Arial" w:cs="Arial" w:eastAsia="Arial" w:hAnsi="Arial"/>
+                <w:b/>
+                <w:bCs/>
+                <w:i w:val="false"/>
+                <w:iCs w:val="false"/>
+                <w:color w:val="000000"/>
+                <w:sz w:val="20"/>
+                <w:szCs w:val="20"/>
+              </w:rPr>
+              <w:t xml:space="preserve">    Intermediate: </w:t>
+            </w:r>
+            <w:r>
+              <w:rPr>
+                <w:rFonts w:ascii="Arial" w:cs="Arial" w:eastAsia="Arial" w:hAnsi="Arial"/>
+                <w:b w:val="false"/>
+                <w:bCs w:val="false"/>
+                <w:i w:val="false"/>
+                <w:iCs w:val="false"/>
+                <w:color w:val="000000"/>
+                <w:sz w:val="20"/>
+                <w:szCs w:val="20"/>
+              </w:rPr>
+              <w:t xml:space="preserve">Create a function that takes a city name and latitude/longitude, then returns the current temperature from Open-Meteo.</w:t>
+            </w:r>
+            <w:r>
+              <w:rPr>
+                <w:rFonts w:ascii="Arial" w:cs="Arial" w:eastAsia="Arial" w:hAnsi="Arial"/>
+                <w:sz w:val="20"/>
+                <w:szCs w:val="20"/>
+              </w:rPr>
+              <w:br/>
+              <w:t xml:space="preserve"/>
+            </w:r>
+            <w:r>
+              <w:rPr>
+                <w:rFonts w:ascii="Arial" w:cs="Arial" w:eastAsia="Arial" w:hAnsi="Arial"/>
+                <w:b/>
+                <w:bCs/>
+                <w:i w:val="false"/>
+                <w:iCs w:val="false"/>
+                <w:color w:val="000000"/>
+                <w:sz w:val="20"/>
+                <w:szCs w:val="20"/>
+              </w:rPr>
+              <w:t xml:space="preserve">    Challenge: </w:t>
+            </w:r>
+            <w:r>
+              <w:rPr>
+                <w:rFonts w:ascii="Arial" w:cs="Arial" w:eastAsia="Arial" w:hAnsi="Arial"/>
+                <w:b w:val="false"/>
+                <w:bCs w:val="false"/>
+                <w:i w:val="false"/>
+                <w:iCs w:val="false"/>
+                <w:color w:val="000000"/>
+                <w:sz w:val="20"/>
+                <w:szCs w:val="20"/>
+              </w:rPr>
+              <w:t xml:space="preserve">Build a "Daily Quote Generator" that fetches a quote and saves it to a text file with the current date.</w:t>
             </w:r>
             <w:r>
               <w:rPr>
@@ -2631,6 +2714,94 @@
       <w:pPr>
         <w:spacing w:after="160"/>
       </w:pPr>
+    </w:p>
+    <w:p>
+      <w:pPr>
+        <w:pBdr>
+          <w:bottom w:val="single" w:color="1B7A4A" w:sz="4" w:space="4"/>
+        </w:pBdr>
+        <w:spacing w:after="100" w:before="120"/>
+      </w:pPr>
+      <w:r>
+        <w:rPr>
+          <w:rFonts w:ascii="Arial" w:cs="Arial" w:eastAsia="Arial" w:hAnsi="Arial"/>
+          <w:b/>
+          <w:bCs/>
+          <w:color w:val="1B7A4A"/>
+          <w:sz w:val="24"/>
+          <w:szCs w:val="24"/>
+        </w:rPr>
+        <w:t xml:space="preserve">Practice Problems</w:t>
+      </w:r>
+    </w:p>
+    <w:p>
+      <w:pPr>
+        <w:spacing w:after="80"/>
+      </w:pPr>
+      <w:r>
+        <w:rPr>
+          <w:rFonts w:ascii="Arial" w:cs="Arial" w:eastAsia="Arial" w:hAnsi="Arial"/>
+          <w:b/>
+          <w:bCs/>
+          <w:sz w:val="20"/>
+          <w:szCs w:val="20"/>
+        </w:rPr>
+        <w:t xml:space="preserve">Problem 1: </w:t>
+      </w:r>
+      <w:r>
+        <w:rPr>
+          <w:rFonts w:ascii="Arial" w:cs="Arial" w:eastAsia="Arial" w:hAnsi="Arial"/>
+          <w:sz w:val="20"/>
+          <w:szCs w:val="20"/>
+        </w:rPr>
+        <w:t xml:space="preserve">Beginner:  Write a program that fetches a random cat fact and prints it in uppercase.</w:t>
+      </w:r>
+    </w:p>
+    <w:p>
+      <w:pPr>
+        <w:spacing w:after="80"/>
+      </w:pPr>
+      <w:r>
+        <w:rPr>
+          <w:rFonts w:ascii="Arial" w:cs="Arial" w:eastAsia="Arial" w:hAnsi="Arial"/>
+          <w:b/>
+          <w:bCs/>
+          <w:sz w:val="20"/>
+          <w:szCs w:val="20"/>
+        </w:rPr>
+        <w:t xml:space="preserve">Problem 2: </w:t>
+      </w:r>
+      <w:r>
+        <w:rPr>
+          <w:rFonts w:ascii="Arial" w:cs="Arial" w:eastAsia="Arial" w:hAnsi="Arial"/>
+          <w:sz w:val="20"/>
+          <w:szCs w:val="20"/>
+        </w:rPr>
+        <w:t xml:space="preserve">Intermediate:  Create a function that takes a city name and latitude/longitude, then returns the current temperature from Open-Meteo.</w:t>
+      </w:r>
+    </w:p>
+    <w:p>
+      <w:pPr>
+        <w:spacing w:after="80"/>
+      </w:pPr>
+      <w:r>
+        <w:rPr>
+          <w:rFonts w:ascii="Arial" w:cs="Arial" w:eastAsia="Arial" w:hAnsi="Arial"/>
+          <w:b/>
+          <w:bCs/>
+          <w:sz w:val="20"/>
+          <w:szCs w:val="20"/>
+        </w:rPr>
+        <w:t xml:space="preserve">Problem 3: </w:t>
+      </w:r>
+      <w:r>
+        <w:rPr>
+          <w:rFonts w:ascii="Arial" w:cs="Arial" w:eastAsia="Arial" w:hAnsi="Arial"/>
+          <w:sz w:val="20"/>
+          <w:szCs w:val="20"/>
+        </w:rPr>
+        <w:t xml:space="preserve">Challenge:  Build a "Daily Quote Generator" that fetches a quote and saves it to a text file with the current date.</w:t>
+      </w:r>
     </w:p>
     <w:p>
       <w:pPr>
